--- a/data/synthetic/employment_ceo.docx
+++ b/data/synthetic/employment_ceo.docx
@@ -12,7 +12,7 @@
     </w:p>
     <w:p>
       <w:r>
-        <w:t>This Employment Agreement is made on 19 June 2019 between Northwind Analytics Inc. and Sarah Chen.</w:t>
+        <w:t>This Employment Agreement is made on 19 June 2019 between Northwind Analytics Inc. and Sarah Chen, residing at 44 Lakeshore Drive, Portland, Oregon.</w:t>
       </w:r>
     </w:p>
     <w:p>
